--- a/05_Schleifen/Übungen/01_while_do-while/Ziffernsumme/SumOfDigits.docx
+++ b/05_Schleifen/Übungen/01_while_do-while/Ziffernsumme/SumOfDigits.docx
@@ -71,19 +71,55 @@
         <w:rPr>
           <w:lang w:val="de-DE" w:eastAsia="de-DE"/>
         </w:rPr>
-        <w:t xml:space="preserve">Eine Zahl wird von der Konsole eingelesen. Zu dieser Zahl wird die Ziffernsumme ermittelt und ausgegeben. Danach wird der Benutzer gefragt, ob er für eine weitere Zahl die Ziffernsumme berechnen lassen möchte, und bei Eingabe von „ja“ </w:t>
-      </w:r>
-      <w:r>
-        <w:rPr>
-          <w:lang w:val="de-DE" w:eastAsia="de-DE"/>
-        </w:rPr>
-        <w:t xml:space="preserve">(oder „yes“)  </w:t>
-      </w:r>
-      <w:r>
-        <w:rPr>
-          <w:lang w:val="de-DE" w:eastAsia="de-DE"/>
-        </w:rPr>
-        <w:t>beginnt dieser Ablauf von vorne.</w:t>
+        <w:t>Eine Zahl wird von der Konsole eingelesen. Zu dieser Zahl wird die Ziffernsumme ermittelt und ausgegeben. Danach wird der Benutzer gefragt, ob er für eine weitere Zahl die Ziffernsumme berechnen lassen möchte</w:t>
+      </w:r>
+      <w:r>
+        <w:rPr>
+          <w:lang w:val="de-DE" w:eastAsia="de-DE"/>
+        </w:rPr>
+        <w:t>. B</w:t>
+      </w:r>
+      <w:r>
+        <w:rPr>
+          <w:lang w:val="de-DE" w:eastAsia="de-DE"/>
+        </w:rPr>
+        <w:t xml:space="preserve">ei </w:t>
+      </w:r>
+      <w:r>
+        <w:rPr>
+          <w:lang w:val="de-DE" w:eastAsia="de-DE"/>
+        </w:rPr>
+        <w:t xml:space="preserve">der </w:t>
+      </w:r>
+      <w:r>
+        <w:rPr>
+          <w:lang w:val="de-DE" w:eastAsia="de-DE"/>
+        </w:rPr>
+        <w:t xml:space="preserve">Eingabe von „ja“ </w:t>
+      </w:r>
+      <w:r>
+        <w:rPr>
+          <w:lang w:val="de-DE" w:eastAsia="de-DE"/>
+        </w:rPr>
+        <w:t xml:space="preserve">(oder „yes“) </w:t>
+      </w:r>
+      <w:r>
+        <w:rPr>
+          <w:lang w:val="de-DE" w:eastAsia="de-DE"/>
+        </w:rPr>
+        <w:t xml:space="preserve">beginnt </w:t>
+      </w:r>
+      <w:r>
+        <w:rPr>
+          <w:lang w:val="de-DE" w:eastAsia="de-DE"/>
+        </w:rPr>
+        <w:t>der</w:t>
+      </w:r>
+      <w:r>
+        <w:rPr>
+          <w:lang w:val="de-DE" w:eastAsia="de-DE"/>
+        </w:rPr>
+        <w:t xml:space="preserve"> Ablauf von vorne.</w:t>
       </w:r>
     </w:p>
     <w:p>
@@ -206,7 +242,21 @@
           <w:rFonts w:ascii="Courier New" w:hAnsi="Courier New" w:cs="Courier New"/>
           <w:lang w:val="de-DE" w:eastAsia="de-DE"/>
         </w:rPr>
-        <w:t>Please enter a number [1..in.Max]: 5402</w:t>
+        <w:t>Please enter a number [1..in</w:t>
+      </w:r>
+      <w:r>
+        <w:rPr>
+          <w:rFonts w:ascii="Courier New" w:hAnsi="Courier New" w:cs="Courier New"/>
+          <w:lang w:val="de-DE" w:eastAsia="de-DE"/>
+        </w:rPr>
+        <w:t>t</w:t>
+      </w:r>
+      <w:r>
+        <w:rPr>
+          <w:rFonts w:ascii="Courier New" w:hAnsi="Courier New" w:cs="Courier New"/>
+          <w:lang w:val="de-DE" w:eastAsia="de-DE"/>
+        </w:rPr>
+        <w:t>.Max]: 5402</w:t>
       </w:r>
     </w:p>
     <w:p>
@@ -254,7 +304,21 @@
           <w:rFonts w:ascii="Courier New" w:hAnsi="Courier New" w:cs="Courier New"/>
           <w:lang w:val="de-DE" w:eastAsia="de-DE"/>
         </w:rPr>
-        <w:t>Please enter a number [1..in.Max]: 1234</w:t>
+        <w:t>Please enter a number [1..in</w:t>
+      </w:r>
+      <w:r>
+        <w:rPr>
+          <w:rFonts w:ascii="Courier New" w:hAnsi="Courier New" w:cs="Courier New"/>
+          <w:lang w:val="de-DE" w:eastAsia="de-DE"/>
+        </w:rPr>
+        <w:t>t</w:t>
+      </w:r>
+      <w:r>
+        <w:rPr>
+          <w:rFonts w:ascii="Courier New" w:hAnsi="Courier New" w:cs="Courier New"/>
+          <w:lang w:val="de-DE" w:eastAsia="de-DE"/>
+        </w:rPr>
+        <w:t>.Max]: 1234</w:t>
       </w:r>
     </w:p>
     <w:p>
